--- a/отчёты/Задание 11 Инкапсуляция.docx
+++ b/отчёты/Задание 11 Инкапсуляция.docx
@@ -24,7 +24,8 @@
     </w:p>
     <w:p>
       <w:pPr>
-        <w:spacing w:after="80"/>
+        <w:keepNext w:val="false"/>
+        <w:spacing w:after="80" w:before="0"/>
         <w:ind w:firstLine="709"/>
         <w:jc w:val="both"/>
       </w:pPr>
@@ -45,7 +46,8 @@
     </w:p>
     <w:p>
       <w:pPr>
-        <w:spacing w:after="80"/>
+        <w:keepNext w:val="false"/>
+        <w:spacing w:after="80" w:before="0"/>
         <w:ind w:firstLine="709"/>
         <w:jc w:val="both"/>
       </w:pPr>
@@ -147,7 +149,7 @@
           </w:tcPr>
           <w:p>
             <w:pPr>
-              <w:spacing w:line="240"/>
+              <w:spacing w:line="240" w:lineRule="auto"/>
             </w:pPr>
             <w:r>
               <w:rPr>
@@ -179,7 +181,7 @@
           </w:tcPr>
           <w:p>
             <w:pPr>
-              <w:spacing w:line="240"/>
+              <w:spacing w:line="240" w:lineRule="auto"/>
             </w:pPr>
             <w:r>
               <w:rPr>
@@ -211,7 +213,7 @@
           </w:tcPr>
           <w:p>
             <w:pPr>
-              <w:spacing w:line="240"/>
+              <w:spacing w:line="240" w:lineRule="auto"/>
             </w:pPr>
             <w:r>
               <w:rPr>
@@ -243,7 +245,7 @@
           </w:tcPr>
           <w:p>
             <w:pPr>
-              <w:spacing w:line="240"/>
+              <w:spacing w:line="240" w:lineRule="auto"/>
             </w:pPr>
             <w:r>
               <w:rPr>
@@ -275,7 +277,7 @@
           </w:tcPr>
           <w:p>
             <w:pPr>
-              <w:spacing w:line="240"/>
+              <w:spacing w:line="240" w:lineRule="auto"/>
             </w:pPr>
             <w:r>
               <w:rPr>
@@ -311,7 +313,7 @@
           </w:tcPr>
           <w:p>
             <w:pPr>
-              <w:spacing w:line="240"/>
+              <w:spacing w:line="240" w:lineRule="auto"/>
             </w:pPr>
             <w:r>
               <w:rPr>
@@ -341,7 +343,7 @@
           </w:tcPr>
           <w:p>
             <w:pPr>
-              <w:spacing w:line="240"/>
+              <w:spacing w:line="240" w:lineRule="auto"/>
             </w:pPr>
             <w:r>
               <w:rPr>
@@ -370,7 +372,7 @@
           </w:tcPr>
           <w:p>
             <w:pPr>
-              <w:spacing w:line="240"/>
+              <w:spacing w:line="240" w:lineRule="auto"/>
             </w:pPr>
             <w:r>
               <w:rPr>
@@ -399,7 +401,7 @@
           </w:tcPr>
           <w:p>
             <w:pPr>
-              <w:spacing w:line="240"/>
+              <w:spacing w:line="240" w:lineRule="auto"/>
             </w:pPr>
             <w:r>
               <w:rPr>
@@ -428,7 +430,7 @@
           </w:tcPr>
           <w:p>
             <w:pPr>
-              <w:spacing w:line="240"/>
+              <w:spacing w:line="240" w:lineRule="auto"/>
             </w:pPr>
             <w:r>
               <w:rPr>
@@ -462,7 +464,7 @@
           </w:tcPr>
           <w:p>
             <w:pPr>
-              <w:spacing w:line="240"/>
+              <w:spacing w:line="240" w:lineRule="auto"/>
             </w:pPr>
             <w:r>
               <w:rPr>
@@ -492,7 +494,7 @@
           </w:tcPr>
           <w:p>
             <w:pPr>
-              <w:spacing w:line="240"/>
+              <w:spacing w:line="240" w:lineRule="auto"/>
             </w:pPr>
             <w:r>
               <w:rPr>
@@ -521,7 +523,7 @@
           </w:tcPr>
           <w:p>
             <w:pPr>
-              <w:spacing w:line="240"/>
+              <w:spacing w:line="240" w:lineRule="auto"/>
             </w:pPr>
             <w:r>
               <w:rPr>
@@ -550,7 +552,7 @@
           </w:tcPr>
           <w:p>
             <w:pPr>
-              <w:spacing w:line="240"/>
+              <w:spacing w:line="240" w:lineRule="auto"/>
             </w:pPr>
             <w:r>
               <w:rPr>
@@ -581,7 +583,7 @@
           </w:tcPr>
           <w:p>
             <w:pPr>
-              <w:spacing w:line="240"/>
+              <w:spacing w:line="240" w:lineRule="auto"/>
             </w:pPr>
             <w:r>
               <w:rPr>
@@ -615,7 +617,7 @@
           </w:tcPr>
           <w:p>
             <w:pPr>
-              <w:spacing w:line="240"/>
+              <w:spacing w:line="240" w:lineRule="auto"/>
             </w:pPr>
             <w:r>
               <w:rPr>
@@ -644,7 +646,7 @@
           </w:tcPr>
           <w:p>
             <w:pPr>
-              <w:spacing w:line="240"/>
+              <w:spacing w:line="240" w:lineRule="auto"/>
             </w:pPr>
             <w:r>
               <w:rPr>
@@ -673,7 +675,7 @@
           </w:tcPr>
           <w:p>
             <w:pPr>
-              <w:spacing w:line="240"/>
+              <w:spacing w:line="240" w:lineRule="auto"/>
             </w:pPr>
             <w:r>
               <w:rPr>
@@ -702,7 +704,7 @@
           </w:tcPr>
           <w:p>
             <w:pPr>
-              <w:spacing w:line="240"/>
+              <w:spacing w:line="240" w:lineRule="auto"/>
             </w:pPr>
             <w:r>
               <w:rPr>
@@ -733,7 +735,7 @@
           </w:tcPr>
           <w:p>
             <w:pPr>
-              <w:spacing w:line="240"/>
+              <w:spacing w:line="240" w:lineRule="auto"/>
             </w:pPr>
             <w:r>
               <w:rPr>
@@ -767,7 +769,7 @@
           </w:tcPr>
           <w:p>
             <w:pPr>
-              <w:spacing w:line="240"/>
+              <w:spacing w:line="240" w:lineRule="auto"/>
             </w:pPr>
             <w:r>
               <w:rPr>
@@ -797,7 +799,7 @@
           </w:tcPr>
           <w:p>
             <w:pPr>
-              <w:spacing w:line="240"/>
+              <w:spacing w:line="240" w:lineRule="auto"/>
             </w:pPr>
             <w:r>
               <w:rPr>
@@ -826,7 +828,7 @@
           </w:tcPr>
           <w:p>
             <w:pPr>
-              <w:spacing w:line="240"/>
+              <w:spacing w:line="240" w:lineRule="auto"/>
             </w:pPr>
             <w:r>
               <w:rPr>
@@ -855,7 +857,7 @@
           </w:tcPr>
           <w:p>
             <w:pPr>
-              <w:spacing w:line="240"/>
+              <w:spacing w:line="240" w:lineRule="auto"/>
             </w:pPr>
             <w:r>
               <w:rPr>
@@ -884,7 +886,7 @@
           </w:tcPr>
           <w:p>
             <w:pPr>
-              <w:spacing w:line="240"/>
+              <w:spacing w:line="240" w:lineRule="auto"/>
             </w:pPr>
             <w:r>
               <w:rPr>
@@ -904,7 +906,8 @@
     </w:p>
     <w:p>
       <w:pPr>
-        <w:spacing w:after="80"/>
+        <w:keepNext w:val="false"/>
+        <w:spacing w:after="80" w:before="0"/>
         <w:ind w:firstLine="709"/>
         <w:jc w:val="both"/>
       </w:pPr>
@@ -956,7 +959,8 @@
     </w:p>
     <w:p>
       <w:pPr>
-        <w:spacing w:after="80"/>
+        <w:keepNext w:val="false"/>
+        <w:spacing w:after="80" w:before="0"/>
         <w:ind w:firstLine="709"/>
         <w:jc w:val="both"/>
       </w:pPr>
@@ -1041,7 +1045,8 @@
     </w:p>
     <w:p>
       <w:pPr>
-        <w:spacing w:after="80"/>
+        <w:keepNext w:val="false"/>
+        <w:spacing w:after="80" w:before="0"/>
         <w:ind w:firstLine="709"/>
         <w:jc w:val="both"/>
       </w:pPr>
@@ -1170,7 +1175,8 @@
     </w:p>
     <w:p>
       <w:pPr>
-        <w:spacing w:after="80"/>
+        <w:keepNext w:val="false"/>
+        <w:spacing w:after="80" w:before="0"/>
         <w:ind w:firstLine="709"/>
         <w:jc w:val="both"/>
       </w:pPr>
@@ -1188,7 +1194,7 @@
           <w:right w:val="single" w:color="BFBFBF" w:sz="4" w:space="4"/>
         </w:pBdr>
         <w:shd w:fill="F4F4F4" w:color="auto" w:val="clear"/>
-        <w:spacing w:after="0" w:before="60" w:line="240"/>
+        <w:spacing w:after="0" w:before="60" w:line="240" w:lineRule="auto"/>
         <w:ind w:left="113" w:right="113"/>
       </w:pPr>
       <w:r>
@@ -1210,7 +1216,7 @@
           <w:right w:val="single" w:color="BFBFBF" w:sz="4" w:space="4"/>
         </w:pBdr>
         <w:shd w:fill="F4F4F4" w:color="auto" w:val="clear"/>
-        <w:spacing w:after="0" w:before="0" w:line="240"/>
+        <w:spacing w:after="0" w:before="0" w:line="240" w:lineRule="auto"/>
         <w:ind w:left="113" w:right="113"/>
       </w:pPr>
       <w:r>
@@ -1232,7 +1238,7 @@
           <w:right w:val="single" w:color="BFBFBF" w:sz="4" w:space="4"/>
         </w:pBdr>
         <w:shd w:fill="F4F4F4" w:color="auto" w:val="clear"/>
-        <w:spacing w:after="0" w:before="0" w:line="240"/>
+        <w:spacing w:after="0" w:before="0" w:line="240" w:lineRule="auto"/>
         <w:ind w:left="113" w:right="113"/>
       </w:pPr>
       <w:r>
@@ -1254,7 +1260,7 @@
           <w:right w:val="single" w:color="BFBFBF" w:sz="4" w:space="4"/>
         </w:pBdr>
         <w:shd w:fill="F4F4F4" w:color="auto" w:val="clear"/>
-        <w:spacing w:after="0" w:before="0" w:line="240"/>
+        <w:spacing w:after="0" w:before="0" w:line="240" w:lineRule="auto"/>
         <w:ind w:left="113" w:right="113"/>
       </w:pPr>
       <w:r>
@@ -1276,7 +1282,7 @@
           <w:right w:val="single" w:color="BFBFBF" w:sz="4" w:space="4"/>
         </w:pBdr>
         <w:shd w:fill="F4F4F4" w:color="auto" w:val="clear"/>
-        <w:spacing w:after="0" w:before="0" w:line="240"/>
+        <w:spacing w:after="0" w:before="0" w:line="240" w:lineRule="auto"/>
         <w:ind w:left="113" w:right="113"/>
       </w:pPr>
       <w:r>
@@ -1298,7 +1304,7 @@
           <w:right w:val="single" w:color="BFBFBF" w:sz="4" w:space="4"/>
         </w:pBdr>
         <w:shd w:fill="F4F4F4" w:color="auto" w:val="clear"/>
-        <w:spacing w:after="0" w:before="0" w:line="240"/>
+        <w:spacing w:after="0" w:before="0" w:line="240" w:lineRule="auto"/>
         <w:ind w:left="113" w:right="113"/>
       </w:pPr>
       <w:r>
@@ -1320,7 +1326,7 @@
           <w:right w:val="single" w:color="BFBFBF" w:sz="4" w:space="4"/>
         </w:pBdr>
         <w:shd w:fill="F4F4F4" w:color="auto" w:val="clear"/>
-        <w:spacing w:after="0" w:before="0" w:line="240"/>
+        <w:spacing w:after="0" w:before="0" w:line="240" w:lineRule="auto"/>
         <w:ind w:left="113" w:right="113"/>
       </w:pPr>
       <w:r>
@@ -1342,7 +1348,7 @@
           <w:right w:val="single" w:color="BFBFBF" w:sz="4" w:space="4"/>
         </w:pBdr>
         <w:shd w:fill="F4F4F4" w:color="auto" w:val="clear"/>
-        <w:spacing w:after="160" w:before="0" w:line="240"/>
+        <w:spacing w:after="160" w:before="0" w:line="240" w:lineRule="auto"/>
         <w:ind w:left="113" w:right="113"/>
       </w:pPr>
       <w:r>
@@ -1565,6 +1571,18 @@
     <w:multiLevelType w:val="hybridMultilevel"/>
     <w:lvl w:ilvl="0" w15:tentative="1">
       <w:start w:val="1"/>
+      <w:numFmt w:val="bullet"/>
+      <w:lvlText w:val="•"/>
+      <w:lvlJc w:val="left"/>
+      <w:pPr>
+        <w:ind w:left="1134" w:hanging="284"/>
+      </w:pPr>
+    </w:lvl>
+  </w:abstractNum>
+  <w:abstractNum w:abstractNumId="4" w15:restartNumberingAfterBreak="0">
+    <w:multiLevelType w:val="hybridMultilevel"/>
+    <w:lvl w:ilvl="0" w15:tentative="1">
+      <w:start w:val="1"/>
       <w:numFmt w:val="decimal"/>
       <w:lvlText w:val="%1."/>
       <w:lvlJc w:val="left"/>
@@ -1580,7 +1598,7 @@
     </w:lvlOverride>
   </w:num>
   <w:num w:numId="2">
-    <w:abstractNumId w:val="3"/>
+    <w:abstractNumId w:val="4"/>
     <w:lvlOverride w:ilvl="0">
       <w:startOverride w:val="1"/>
     </w:lvlOverride>
